--- a/backend/app/static/templates/docx/internship_letter.docx
+++ b/backend/app/static/templates/docx/internship_letter.docx
@@ -732,7 +732,7 @@
             <wp:posOffset>-638175</wp:posOffset>
           </wp:positionH>
           <wp:positionV relativeFrom="paragraph">
-            <wp:posOffset>-685165</wp:posOffset>
+            <wp:posOffset>-835165</wp:posOffset>
           </wp:positionV>
           <wp:extent cx="1619250" cy="895350"/>
           <wp:effectExtent l="0" t="0" r="0" b="0"/>

--- a/backend/app/static/templates/docx/internship_letter.docx
+++ b/backend/app/static/templates/docx/internship_letter.docx
@@ -732,9 +732,9 @@
             <wp:posOffset>-638175</wp:posOffset>
           </wp:positionH>
           <wp:positionV relativeFrom="paragraph">
-            <wp:posOffset>-835165</wp:posOffset>
+            <wp:posOffset>-419576</wp:posOffset>
           </wp:positionV>
-          <wp:extent cx="1619250" cy="895350"/>
+          <wp:extent cx="1224772" cy="677227"/>
           <wp:effectExtent l="0" t="0" r="0" b="0"/>
           <wp:wrapSquare wrapText="bothSides" distT="0" distB="0" distL="114300" distR="114300"/>
           <wp:docPr id="1728109672" name="image1.png"/>
@@ -762,7 +762,7 @@
                 <pic:spPr bwMode="auto">
                   <a:xfrm>
                     <a:off x="0" y="0"/>
-                    <a:ext cx="1619250" cy="895350"/>
+                    <a:ext cx="1224772" cy="677227"/>
                   </a:xfrm>
                   <a:prstGeom prst="rect">
                     <a:avLst/>

--- a/backend/app/static/templates/docx/internship_letter.docx
+++ b/backend/app/static/templates/docx/internship_letter.docx
@@ -726,25 +726,27 @@
         <w:noProof/>
       </w:rPr>
       <w:drawing>
-        <wp:anchor distT="0" distB="0" distL="114300" distR="114300" simplePos="0" relativeHeight="251657215" behindDoc="0" locked="0" layoutInCell="1" hidden="0" allowOverlap="1" wp14:anchorId="0E4226EE" wp14:editId="35F36C12">
+        <wp:anchor distT="0" distB="0" distL="114300" distR="114300" simplePos="0" relativeHeight="251657215" behindDoc="0" locked="0" layoutInCell="1" allowOverlap="1" wp14:anchorId="3B44EE6B" wp14:editId="2071DC95">
           <wp:simplePos x="0" y="0"/>
-          <wp:positionH relativeFrom="column">
-            <wp:posOffset>-638175</wp:posOffset>
+          <wp:positionH relativeFrom="margin">
+            <wp:posOffset>-628650</wp:posOffset>
           </wp:positionH>
           <wp:positionV relativeFrom="paragraph">
-            <wp:posOffset>-419576</wp:posOffset>
+            <wp:posOffset>-257175</wp:posOffset>
           </wp:positionV>
-          <wp:extent cx="1224772" cy="677227"/>
+          <wp:extent cx="1543050" cy="368498"/>
           <wp:effectExtent l="0" t="0" r="0" b="0"/>
-          <wp:wrapSquare wrapText="bothSides" distT="0" distB="0" distL="114300" distR="114300"/>
-          <wp:docPr id="1728109672" name="image1.png"/>
-          <wp:cNvGraphicFramePr/>
+          <wp:wrapNone/>
+          <wp:docPr id="963496215" name="Picture 2" descr="A purple and black logo&#10;&#10;AI-generated content may be incorrect."/>
+          <wp:cNvGraphicFramePr>
+            <a:graphicFrameLocks xmlns:a="http://schemas.openxmlformats.org/drawingml/2006/main" noChangeAspect="1"/>
+          </wp:cNvGraphicFramePr>
           <a:graphic xmlns:a="http://schemas.openxmlformats.org/drawingml/2006/main">
             <a:graphicData uri="http://schemas.openxmlformats.org/drawingml/2006/picture">
               <pic:pic xmlns:pic="http://schemas.openxmlformats.org/drawingml/2006/picture">
                 <pic:nvPicPr>
-                  <pic:cNvPr id="2096631797" name="image1.png"/>
-                  <pic:cNvPicPr preferRelativeResize="0"/>
+                  <pic:cNvPr id="963496215" name="Picture 2" descr="A purple and black logo&#10;&#10;AI-generated content may be incorrect."/>
+                  <pic:cNvPicPr/>
                 </pic:nvPicPr>
                 <pic:blipFill rotWithShape="1">
                   <a:blip r:embed="rId1">
@@ -754,7 +756,7 @@
                       </a:ext>
                     </a:extLst>
                   </a:blip>
-                  <a:srcRect b="25847"/>
+                  <a:srcRect t="33000" b="33245"/>
                   <a:stretch>
                     <a:fillRect/>
                   </a:stretch>
@@ -762,7 +764,7 @@
                 <pic:spPr bwMode="auto">
                   <a:xfrm>
                     <a:off x="0" y="0"/>
-                    <a:ext cx="1224772" cy="677227"/>
+                    <a:ext cx="1543050" cy="368498"/>
                   </a:xfrm>
                   <a:prstGeom prst="rect">
                     <a:avLst/>
@@ -795,7 +797,7 @@
       <mc:AlternateContent>
         <mc:Choice Requires="wps">
           <w:drawing>
-            <wp:anchor distT="0" distB="0" distL="114300" distR="114300" simplePos="0" relativeHeight="251656190" behindDoc="0" locked="0" layoutInCell="1" hidden="0" allowOverlap="1" wp14:anchorId="4FA206FE" wp14:editId="17B10116">
+            <wp:anchor distT="0" distB="0" distL="114300" distR="114300" simplePos="0" relativeHeight="251656190" behindDoc="0" locked="0" layoutInCell="1" hidden="0" allowOverlap="1" wp14:anchorId="4FA206FE" wp14:editId="73558352">
               <wp:simplePos x="0" y="0"/>
               <wp:positionH relativeFrom="page">
                 <wp:align>left</wp:align>
